--- a/examples/2_online_prediction/doc/dfr_ecdd.docx
+++ b/examples/2_online_prediction/doc/dfr_ecdd.docx
@@ -10,14 +10,15 @@
         <w:t xml:space="preserve">dfr_ecdd Online Prediction Example</w:t>
       </w:r>
     </w:p>
-    <w:bookmarkStart w:id="17" w:name="ecdd-example"/>
     <w:p>
       <w:pPr>
         <w:pStyle w:val="Heading1"/>
       </w:pPr>
+      <w:bookmarkStart w:id="9" w:name="_35941f78a2b121256913709e6ea397c3b7bd81d"/>
       <w:r>
         <w:t xml:space="preserve">ECDD Example</w:t>
       </w:r>
+      <w:bookmarkEnd w:id="9"/>
     </w:p>
     <w:p>
       <w:pPr>
@@ -63,7 +64,7 @@
       <w:r>
         <w:t xml:space="preserve"> </w:t>
       </w:r>
-      <w:hyperlink r:id="rId9">
+      <w:hyperlink r:id="rId10">
         <w:r>
           <w:rPr>
             <w:rStyle w:val="Hyperlink"/>
@@ -72,14 +73,15 @@
         </w:r>
       </w:hyperlink>
     </w:p>
-    <w:bookmarkStart w:id="16" w:name="learning-goal"/>
     <w:p>
       <w:pPr>
         <w:pStyle w:val="Heading2"/>
       </w:pPr>
+      <w:bookmarkStart w:id="11" w:name="_aeb2b460d11636a1ae2dd54b28d50ba9b6c3451"/>
       <w:r>
         <w:t xml:space="preserve">Learning goal</w:t>
       </w:r>
+      <w:bookmarkEnd w:id="11"/>
     </w:p>
     <w:p>
       <w:pPr>
@@ -340,18 +342,18 @@
           <wp:inline>
             <wp:extent cx="4620126" cy="3696101"/>
             <wp:effectExtent b="0" l="0" r="0" t="0"/>
-            <wp:docPr descr="" title="" id="11" name="Picture"/>
+            <wp:docPr descr="" title="" id="13" name="Picture"/>
             <a:graphic>
               <a:graphicData uri="http://schemas.openxmlformats.org/drawingml/2006/picture">
                 <pic:pic>
                   <pic:nvPicPr>
-                    <pic:cNvPr descr="/home/lucas/heimdall/examples/2_online_prediction/doc/dfr_ecdd_files/18cc50a9145c1c10dcdc71b6b3ad9a975e8c37ea.png" id="12" name="Picture"/>
+                    <pic:cNvPr descr="/w/examples/2_online_prediction/doc/dfr_ecdd_files/figure-docx/unnamed-chunk-4-1.png" id="14" name="Picture"/>
                     <pic:cNvPicPr>
                       <a:picLocks noChangeArrowheads="1" noChangeAspect="1"/>
                     </pic:cNvPicPr>
                   </pic:nvPicPr>
                   <pic:blipFill>
-                    <a:blip r:embed="rId10"/>
+                    <a:blip r:embed="rId12"/>
                     <a:stretch>
                       <a:fillRect/>
                     </a:stretch>
@@ -3738,6 +3740,24 @@
         </w:rPr>
         <w:t xml:space="preserve">## [1] "Time Step:8"</w:t>
       </w:r>
+      <w:r>
+        <w:br/>
+      </w:r>
+      <w:r>
+        <w:rPr>
+          <w:rStyle w:val="VerbatimChar"/>
+        </w:rPr>
+        <w:t xml:space="preserve">## [1] "Time Step:9"</w:t>
+      </w:r>
+      <w:r>
+        <w:br/>
+      </w:r>
+      <w:r>
+        <w:rPr>
+          <w:rStyle w:val="VerbatimChar"/>
+        </w:rPr>
+        <w:t xml:space="preserve">## [1] "Time Step:10"</w:t>
+      </w:r>
     </w:p>
     <w:p>
       <w:pPr>
@@ -3745,9 +3765,156 @@
       </w:pPr>
       <w:r>
         <w:rPr>
-          <w:rStyle w:val="VerbatimChar"/>
-        </w:rPr>
-        <w:t xml:space="preserve">## Stealthy detected a drift, discarding old data</w:t>
+          <w:rStyle w:val="NormalTok"/>
+        </w:rPr>
+        <w:t xml:space="preserve">results</w:t>
+      </w:r>
+      <w:r>
+        <w:rPr>
+          <w:rStyle w:val="OtherTok"/>
+        </w:rPr>
+        <w:t xml:space="preserve">&lt;-</w:t>
+      </w:r>
+      <w:r>
+        <w:rPr>
+          <w:rStyle w:val="NormalTok"/>
+        </w:rPr>
+        <w:t xml:space="preserve"> </w:t>
+      </w:r>
+      <w:r>
+        <w:rPr>
+          <w:rStyle w:val="FunctionTok"/>
+        </w:rPr>
+        <w:t xml:space="preserve">as.data.frame</w:t>
+      </w:r>
+      <w:r>
+        <w:rPr>
+          <w:rStyle w:val="NormalTok"/>
+        </w:rPr>
+        <w:t xml:space="preserve">(results)</w:t>
+      </w:r>
+      <w:r>
+        <w:br/>
+      </w:r>
+      <w:r>
+        <w:rPr>
+          <w:rStyle w:val="FunctionTok"/>
+        </w:rPr>
+        <w:t xml:space="preserve">names</w:t>
+      </w:r>
+      <w:r>
+        <w:rPr>
+          <w:rStyle w:val="NormalTok"/>
+        </w:rPr>
+        <w:t xml:space="preserve">(results) </w:t>
+      </w:r>
+      <w:r>
+        <w:rPr>
+          <w:rStyle w:val="OtherTok"/>
+        </w:rPr>
+        <w:t xml:space="preserve">&lt;-</w:t>
+      </w:r>
+      <w:r>
+        <w:rPr>
+          <w:rStyle w:val="NormalTok"/>
+        </w:rPr>
+        <w:t xml:space="preserve"> </w:t>
+      </w:r>
+      <w:r>
+        <w:rPr>
+          <w:rStyle w:val="FunctionTok"/>
+        </w:rPr>
+        <w:t xml:space="preserve">c</w:t>
+      </w:r>
+      <w:r>
+        <w:rPr>
+          <w:rStyle w:val="NormalTok"/>
+        </w:rPr>
+        <w:t xml:space="preserve">(</w:t>
+      </w:r>
+      <w:r>
+        <w:rPr>
+          <w:rStyle w:val="StringTok"/>
+        </w:rPr>
+        <w:t xml:space="preserve">'Batch Index'</w:t>
+      </w:r>
+      <w:r>
+        <w:rPr>
+          <w:rStyle w:val="NormalTok"/>
+        </w:rPr>
+        <w:t xml:space="preserve">, </w:t>
+      </w:r>
+      <w:r>
+        <w:rPr>
+          <w:rStyle w:val="StringTok"/>
+        </w:rPr>
+        <w:t xml:space="preserve">'tp'</w:t>
+      </w:r>
+      <w:r>
+        <w:rPr>
+          <w:rStyle w:val="NormalTok"/>
+        </w:rPr>
+        <w:t xml:space="preserve">, </w:t>
+      </w:r>
+      <w:r>
+        <w:rPr>
+          <w:rStyle w:val="StringTok"/>
+        </w:rPr>
+        <w:t xml:space="preserve">'fp'</w:t>
+      </w:r>
+      <w:r>
+        <w:rPr>
+          <w:rStyle w:val="NormalTok"/>
+        </w:rPr>
+        <w:t xml:space="preserve">, </w:t>
+      </w:r>
+      <w:r>
+        <w:rPr>
+          <w:rStyle w:val="StringTok"/>
+        </w:rPr>
+        <w:t xml:space="preserve">'tn'</w:t>
+      </w:r>
+      <w:r>
+        <w:rPr>
+          <w:rStyle w:val="NormalTok"/>
+        </w:rPr>
+        <w:t xml:space="preserve">, </w:t>
+      </w:r>
+      <w:r>
+        <w:rPr>
+          <w:rStyle w:val="StringTok"/>
+        </w:rPr>
+        <w:t xml:space="preserve">'fn'</w:t>
+      </w:r>
+      <w:r>
+        <w:rPr>
+          <w:rStyle w:val="NormalTok"/>
+        </w:rPr>
+        <w:t xml:space="preserve">, </w:t>
+      </w:r>
+      <w:r>
+        <w:rPr>
+          <w:rStyle w:val="StringTok"/>
+        </w:rPr>
+        <w:t xml:space="preserve">'drifted'</w:t>
+      </w:r>
+      <w:r>
+        <w:rPr>
+          <w:rStyle w:val="NormalTok"/>
+        </w:rPr>
+        <w:t xml:space="preserve">, </w:t>
+      </w:r>
+      <w:r>
+        <w:rPr>
+          <w:rStyle w:val="StringTok"/>
+        </w:rPr>
+        <w:t xml:space="preserve">'elap'</w:t>
+      </w:r>
+      <w:r>
+        <w:rPr>
+          <w:rStyle w:val="NormalTok"/>
+        </w:rPr>
+        <w:t xml:space="preserve">)</w:t>
       </w:r>
     </w:p>
     <w:p>
@@ -3756,18 +3923,18 @@
       </w:pPr>
       <w:r>
         <w:rPr>
-          <w:rStyle w:val="VerbatimChar"/>
-        </w:rPr>
-        <w:t xml:space="preserve">## [1] "Time Step:9"</w:t>
-      </w:r>
-      <w:r>
-        <w:br/>
-      </w:r>
-      <w:r>
-        <w:rPr>
-          <w:rStyle w:val="VerbatimChar"/>
-        </w:rPr>
-        <w:t xml:space="preserve">## [1] "Time Step:10"</w:t>
+          <w:rStyle w:val="CommentTok"/>
+        </w:rPr>
+        <w:t xml:space="preserve"># Print the positions where DDM detected drift.</w:t>
+      </w:r>
+      <w:r>
+        <w:br/>
+      </w:r>
+      <w:r>
+        <w:rPr>
+          <w:rStyle w:val="NormalTok"/>
+        </w:rPr>
+        <w:t xml:space="preserve">results</w:t>
       </w:r>
     </w:p>
     <w:p>
@@ -3776,156 +3943,90 @@
       </w:pPr>
       <w:r>
         <w:rPr>
-          <w:rStyle w:val="NormalTok"/>
-        </w:rPr>
-        <w:t xml:space="preserve">results</w:t>
-      </w:r>
-      <w:r>
-        <w:rPr>
-          <w:rStyle w:val="OtherTok"/>
-        </w:rPr>
-        <w:t xml:space="preserve">&lt;-</w:t>
-      </w:r>
-      <w:r>
-        <w:rPr>
-          <w:rStyle w:val="NormalTok"/>
-        </w:rPr>
-        <w:t xml:space="preserve"> </w:t>
-      </w:r>
-      <w:r>
-        <w:rPr>
-          <w:rStyle w:val="FunctionTok"/>
-        </w:rPr>
-        <w:t xml:space="preserve">as.data.frame</w:t>
-      </w:r>
-      <w:r>
-        <w:rPr>
-          <w:rStyle w:val="NormalTok"/>
-        </w:rPr>
-        <w:t xml:space="preserve">(results)</w:t>
-      </w:r>
-      <w:r>
-        <w:br/>
-      </w:r>
-      <w:r>
-        <w:rPr>
-          <w:rStyle w:val="FunctionTok"/>
-        </w:rPr>
-        <w:t xml:space="preserve">names</w:t>
-      </w:r>
-      <w:r>
-        <w:rPr>
-          <w:rStyle w:val="NormalTok"/>
-        </w:rPr>
-        <w:t xml:space="preserve">(results) </w:t>
-      </w:r>
-      <w:r>
-        <w:rPr>
-          <w:rStyle w:val="OtherTok"/>
-        </w:rPr>
-        <w:t xml:space="preserve">&lt;-</w:t>
-      </w:r>
-      <w:r>
-        <w:rPr>
-          <w:rStyle w:val="NormalTok"/>
-        </w:rPr>
-        <w:t xml:space="preserve"> </w:t>
-      </w:r>
-      <w:r>
-        <w:rPr>
-          <w:rStyle w:val="FunctionTok"/>
-        </w:rPr>
-        <w:t xml:space="preserve">c</w:t>
-      </w:r>
-      <w:r>
-        <w:rPr>
-          <w:rStyle w:val="NormalTok"/>
-        </w:rPr>
-        <w:t xml:space="preserve">(</w:t>
-      </w:r>
-      <w:r>
-        <w:rPr>
-          <w:rStyle w:val="StringTok"/>
-        </w:rPr>
-        <w:t xml:space="preserve">'Batch Index'</w:t>
-      </w:r>
-      <w:r>
-        <w:rPr>
-          <w:rStyle w:val="NormalTok"/>
-        </w:rPr>
-        <w:t xml:space="preserve">, </w:t>
-      </w:r>
-      <w:r>
-        <w:rPr>
-          <w:rStyle w:val="StringTok"/>
-        </w:rPr>
-        <w:t xml:space="preserve">'tp'</w:t>
-      </w:r>
-      <w:r>
-        <w:rPr>
-          <w:rStyle w:val="NormalTok"/>
-        </w:rPr>
-        <w:t xml:space="preserve">, </w:t>
-      </w:r>
-      <w:r>
-        <w:rPr>
-          <w:rStyle w:val="StringTok"/>
-        </w:rPr>
-        <w:t xml:space="preserve">'fp'</w:t>
-      </w:r>
-      <w:r>
-        <w:rPr>
-          <w:rStyle w:val="NormalTok"/>
-        </w:rPr>
-        <w:t xml:space="preserve">, </w:t>
-      </w:r>
-      <w:r>
-        <w:rPr>
-          <w:rStyle w:val="StringTok"/>
-        </w:rPr>
-        <w:t xml:space="preserve">'tn'</w:t>
-      </w:r>
-      <w:r>
-        <w:rPr>
-          <w:rStyle w:val="NormalTok"/>
-        </w:rPr>
-        <w:t xml:space="preserve">, </w:t>
-      </w:r>
-      <w:r>
-        <w:rPr>
-          <w:rStyle w:val="StringTok"/>
-        </w:rPr>
-        <w:t xml:space="preserve">'fn'</w:t>
-      </w:r>
-      <w:r>
-        <w:rPr>
-          <w:rStyle w:val="NormalTok"/>
-        </w:rPr>
-        <w:t xml:space="preserve">, </w:t>
-      </w:r>
-      <w:r>
-        <w:rPr>
-          <w:rStyle w:val="StringTok"/>
-        </w:rPr>
-        <w:t xml:space="preserve">'drifted'</w:t>
-      </w:r>
-      <w:r>
-        <w:rPr>
-          <w:rStyle w:val="NormalTok"/>
-        </w:rPr>
-        <w:t xml:space="preserve">, </w:t>
-      </w:r>
-      <w:r>
-        <w:rPr>
-          <w:rStyle w:val="StringTok"/>
-        </w:rPr>
-        <w:t xml:space="preserve">'elap'</w:t>
-      </w:r>
-      <w:r>
-        <w:rPr>
-          <w:rStyle w:val="NormalTok"/>
-        </w:rPr>
-        <w:t xml:space="preserve">)</w:t>
+          <w:rStyle w:val="VerbatimChar"/>
+        </w:rPr>
+        <w:t xml:space="preserve">##   Batch Index tp fp tn fn drifted         elap</w:t>
+      </w:r>
+      <w:r>
+        <w:br/>
+      </w:r>
+      <w:r>
+        <w:rPr>
+          <w:rStyle w:val="VerbatimChar"/>
+        </w:rPr>
+        <w:t xml:space="preserve">## 1           2  0  0  0  0       0 0.0006496906</w:t>
+      </w:r>
+      <w:r>
+        <w:br/>
+      </w:r>
+      <w:r>
+        <w:rPr>
+          <w:rStyle w:val="VerbatimChar"/>
+        </w:rPr>
+        <w:t xml:space="preserve">## 2           3 33  0 17  0       0 0.0050692558</w:t>
+      </w:r>
+      <w:r>
+        <w:br/>
+      </w:r>
+      <w:r>
+        <w:rPr>
+          <w:rStyle w:val="VerbatimChar"/>
+        </w:rPr>
+        <w:t xml:space="preserve">## 3           4 27  0 23  0       0 0.0059525967</w:t>
+      </w:r>
+      <w:r>
+        <w:br/>
+      </w:r>
+      <w:r>
+        <w:rPr>
+          <w:rStyle w:val="VerbatimChar"/>
+        </w:rPr>
+        <w:t xml:space="preserve">## 4           5 26  0 23  1       0 0.0060470104</w:t>
+      </w:r>
+      <w:r>
+        <w:br/>
+      </w:r>
+      <w:r>
+        <w:rPr>
+          <w:rStyle w:val="VerbatimChar"/>
+        </w:rPr>
+        <w:t xml:space="preserve">## 5           6  0  0  0  0       1 0.0056610107</w:t>
+      </w:r>
+      <w:r>
+        <w:br/>
+      </w:r>
+      <w:r>
+        <w:rPr>
+          <w:rStyle w:val="VerbatimChar"/>
+        </w:rPr>
+        <w:t xml:space="preserve">## 6           7 26  0 23  1       0 0.0071797371</w:t>
+      </w:r>
+      <w:r>
+        <w:br/>
+      </w:r>
+      <w:r>
+        <w:rPr>
+          <w:rStyle w:val="VerbatimChar"/>
+        </w:rPr>
+        <w:t xml:space="preserve">## 7           8 24  0 26  0       0 0.0051414967</w:t>
+      </w:r>
+      <w:r>
+        <w:br/>
+      </w:r>
+      <w:r>
+        <w:rPr>
+          <w:rStyle w:val="VerbatimChar"/>
+        </w:rPr>
+        <w:t xml:space="preserve">## 8           9 19  0 31  0       0 0.0052974224</w:t>
+      </w:r>
+      <w:r>
+        <w:br/>
+      </w:r>
+      <w:r>
+        <w:rPr>
+          <w:rStyle w:val="VerbatimChar"/>
+        </w:rPr>
+        <w:t xml:space="preserve">## 9          10 24  0 25  1       0 0.0050361156</w:t>
       </w:r>
     </w:p>
     <w:p>
@@ -3936,16 +4037,604 @@
         <w:rPr>
           <w:rStyle w:val="CommentTok"/>
         </w:rPr>
-        <w:t xml:space="preserve"># Print the positions where DDM detected drift.</w:t>
-      </w:r>
-      <w:r>
-        <w:br/>
-      </w:r>
-      <w:r>
-        <w:rPr>
-          <w:rStyle w:val="NormalTok"/>
-        </w:rPr>
-        <w:t xml:space="preserve">results</w:t>
+        <w:t xml:space="preserve"># Calculate metrics</w:t>
+      </w:r>
+      <w:r>
+        <w:br/>
+      </w:r>
+      <w:r>
+        <w:rPr>
+          <w:rStyle w:val="NormalTok"/>
+        </w:rPr>
+        <w:t xml:space="preserve">beta </w:t>
+      </w:r>
+      <w:r>
+        <w:rPr>
+          <w:rStyle w:val="OtherTok"/>
+        </w:rPr>
+        <w:t xml:space="preserve">&lt;-</w:t>
+      </w:r>
+      <w:r>
+        <w:rPr>
+          <w:rStyle w:val="NormalTok"/>
+        </w:rPr>
+        <w:t xml:space="preserve"> </w:t>
+      </w:r>
+      <w:r>
+        <w:rPr>
+          <w:rStyle w:val="DecValTok"/>
+        </w:rPr>
+        <w:t xml:space="preserve">1</w:t>
+      </w:r>
+      <w:r>
+        <w:br/>
+      </w:r>
+      <w:r>
+        <w:rPr>
+          <w:rStyle w:val="NormalTok"/>
+        </w:rPr>
+        <w:t xml:space="preserve">tp_sum </w:t>
+      </w:r>
+      <w:r>
+        <w:rPr>
+          <w:rStyle w:val="OtherTok"/>
+        </w:rPr>
+        <w:t xml:space="preserve">&lt;-</w:t>
+      </w:r>
+      <w:r>
+        <w:rPr>
+          <w:rStyle w:val="NormalTok"/>
+        </w:rPr>
+        <w:t xml:space="preserve"> </w:t>
+      </w:r>
+      <w:r>
+        <w:rPr>
+          <w:rStyle w:val="FunctionTok"/>
+        </w:rPr>
+        <w:t xml:space="preserve">sum</w:t>
+      </w:r>
+      <w:r>
+        <w:rPr>
+          <w:rStyle w:val="NormalTok"/>
+        </w:rPr>
+        <w:t xml:space="preserve">(results[</w:t>
+      </w:r>
+      <w:r>
+        <w:rPr>
+          <w:rStyle w:val="StringTok"/>
+        </w:rPr>
+        <w:t xml:space="preserve">'tp'</w:t>
+      </w:r>
+      <w:r>
+        <w:rPr>
+          <w:rStyle w:val="NormalTok"/>
+        </w:rPr>
+        <w:t xml:space="preserve">])</w:t>
+      </w:r>
+      <w:r>
+        <w:br/>
+      </w:r>
+      <w:r>
+        <w:rPr>
+          <w:rStyle w:val="NormalTok"/>
+        </w:rPr>
+        <w:t xml:space="preserve">fp_sum </w:t>
+      </w:r>
+      <w:r>
+        <w:rPr>
+          <w:rStyle w:val="OtherTok"/>
+        </w:rPr>
+        <w:t xml:space="preserve">&lt;-</w:t>
+      </w:r>
+      <w:r>
+        <w:rPr>
+          <w:rStyle w:val="NormalTok"/>
+        </w:rPr>
+        <w:t xml:space="preserve"> </w:t>
+      </w:r>
+      <w:r>
+        <w:rPr>
+          <w:rStyle w:val="FunctionTok"/>
+        </w:rPr>
+        <w:t xml:space="preserve">sum</w:t>
+      </w:r>
+      <w:r>
+        <w:rPr>
+          <w:rStyle w:val="NormalTok"/>
+        </w:rPr>
+        <w:t xml:space="preserve">(results[</w:t>
+      </w:r>
+      <w:r>
+        <w:rPr>
+          <w:rStyle w:val="StringTok"/>
+        </w:rPr>
+        <w:t xml:space="preserve">'fp'</w:t>
+      </w:r>
+      <w:r>
+        <w:rPr>
+          <w:rStyle w:val="NormalTok"/>
+        </w:rPr>
+        <w:t xml:space="preserve">])</w:t>
+      </w:r>
+      <w:r>
+        <w:br/>
+      </w:r>
+      <w:r>
+        <w:rPr>
+          <w:rStyle w:val="NormalTok"/>
+        </w:rPr>
+        <w:t xml:space="preserve">tn_sum </w:t>
+      </w:r>
+      <w:r>
+        <w:rPr>
+          <w:rStyle w:val="OtherTok"/>
+        </w:rPr>
+        <w:t xml:space="preserve">&lt;-</w:t>
+      </w:r>
+      <w:r>
+        <w:rPr>
+          <w:rStyle w:val="NormalTok"/>
+        </w:rPr>
+        <w:t xml:space="preserve"> </w:t>
+      </w:r>
+      <w:r>
+        <w:rPr>
+          <w:rStyle w:val="FunctionTok"/>
+        </w:rPr>
+        <w:t xml:space="preserve">sum</w:t>
+      </w:r>
+      <w:r>
+        <w:rPr>
+          <w:rStyle w:val="NormalTok"/>
+        </w:rPr>
+        <w:t xml:space="preserve">(results[</w:t>
+      </w:r>
+      <w:r>
+        <w:rPr>
+          <w:rStyle w:val="StringTok"/>
+        </w:rPr>
+        <w:t xml:space="preserve">'tn'</w:t>
+      </w:r>
+      <w:r>
+        <w:rPr>
+          <w:rStyle w:val="NormalTok"/>
+        </w:rPr>
+        <w:t xml:space="preserve">])</w:t>
+      </w:r>
+      <w:r>
+        <w:br/>
+      </w:r>
+      <w:r>
+        <w:rPr>
+          <w:rStyle w:val="NormalTok"/>
+        </w:rPr>
+        <w:t xml:space="preserve">fn_sum </w:t>
+      </w:r>
+      <w:r>
+        <w:rPr>
+          <w:rStyle w:val="OtherTok"/>
+        </w:rPr>
+        <w:t xml:space="preserve">&lt;-</w:t>
+      </w:r>
+      <w:r>
+        <w:rPr>
+          <w:rStyle w:val="NormalTok"/>
+        </w:rPr>
+        <w:t xml:space="preserve"> </w:t>
+      </w:r>
+      <w:r>
+        <w:rPr>
+          <w:rStyle w:val="FunctionTok"/>
+        </w:rPr>
+        <w:t xml:space="preserve">sum</w:t>
+      </w:r>
+      <w:r>
+        <w:rPr>
+          <w:rStyle w:val="NormalTok"/>
+        </w:rPr>
+        <w:t xml:space="preserve">(results[</w:t>
+      </w:r>
+      <w:r>
+        <w:rPr>
+          <w:rStyle w:val="StringTok"/>
+        </w:rPr>
+        <w:t xml:space="preserve">'fn'</w:t>
+      </w:r>
+      <w:r>
+        <w:rPr>
+          <w:rStyle w:val="NormalTok"/>
+        </w:rPr>
+        <w:t xml:space="preserve">])</w:t>
+      </w:r>
+      <w:r>
+        <w:br/>
+      </w:r>
+      <w:r>
+        <w:rPr>
+          <w:rStyle w:val="NormalTok"/>
+        </w:rPr>
+        <w:t xml:space="preserve">precision </w:t>
+      </w:r>
+      <w:r>
+        <w:rPr>
+          <w:rStyle w:val="OtherTok"/>
+        </w:rPr>
+        <w:t xml:space="preserve">&lt;-</w:t>
+      </w:r>
+      <w:r>
+        <w:rPr>
+          <w:rStyle w:val="NormalTok"/>
+        </w:rPr>
+        <w:t xml:space="preserve"> tp_sum</w:t>
+      </w:r>
+      <w:r>
+        <w:rPr>
+          <w:rStyle w:val="SpecialCharTok"/>
+        </w:rPr>
+        <w:t xml:space="preserve">/</w:t>
+      </w:r>
+      <w:r>
+        <w:rPr>
+          <w:rStyle w:val="NormalTok"/>
+        </w:rPr>
+        <w:t xml:space="preserve">(tp_sum </w:t>
+      </w:r>
+      <w:r>
+        <w:rPr>
+          <w:rStyle w:val="SpecialCharTok"/>
+        </w:rPr>
+        <w:t xml:space="preserve">+</w:t>
+      </w:r>
+      <w:r>
+        <w:rPr>
+          <w:rStyle w:val="NormalTok"/>
+        </w:rPr>
+        <w:t xml:space="preserve"> fp_sum)</w:t>
+      </w:r>
+      <w:r>
+        <w:br/>
+      </w:r>
+      <w:r>
+        <w:rPr>
+          <w:rStyle w:val="NormalTok"/>
+        </w:rPr>
+        <w:t xml:space="preserve">recall </w:t>
+      </w:r>
+      <w:r>
+        <w:rPr>
+          <w:rStyle w:val="OtherTok"/>
+        </w:rPr>
+        <w:t xml:space="preserve">&lt;-</w:t>
+      </w:r>
+      <w:r>
+        <w:rPr>
+          <w:rStyle w:val="NormalTok"/>
+        </w:rPr>
+        <w:t xml:space="preserve"> tp_sum</w:t>
+      </w:r>
+      <w:r>
+        <w:rPr>
+          <w:rStyle w:val="SpecialCharTok"/>
+        </w:rPr>
+        <w:t xml:space="preserve">/</w:t>
+      </w:r>
+      <w:r>
+        <w:rPr>
+          <w:rStyle w:val="NormalTok"/>
+        </w:rPr>
+        <w:t xml:space="preserve">(tp_sum </w:t>
+      </w:r>
+      <w:r>
+        <w:rPr>
+          <w:rStyle w:val="SpecialCharTok"/>
+        </w:rPr>
+        <w:t xml:space="preserve">+</w:t>
+      </w:r>
+      <w:r>
+        <w:rPr>
+          <w:rStyle w:val="NormalTok"/>
+        </w:rPr>
+        <w:t xml:space="preserve"> fn_sum)</w:t>
+      </w:r>
+      <w:r>
+        <w:br/>
+      </w:r>
+      <w:r>
+        <w:rPr>
+          <w:rStyle w:val="NormalTok"/>
+        </w:rPr>
+        <w:t xml:space="preserve">accuracy </w:t>
+      </w:r>
+      <w:r>
+        <w:rPr>
+          <w:rStyle w:val="OtherTok"/>
+        </w:rPr>
+        <w:t xml:space="preserve">&lt;-</w:t>
+      </w:r>
+      <w:r>
+        <w:rPr>
+          <w:rStyle w:val="NormalTok"/>
+        </w:rPr>
+        <w:t xml:space="preserve"> (tp_sum </w:t>
+      </w:r>
+      <w:r>
+        <w:rPr>
+          <w:rStyle w:val="SpecialCharTok"/>
+        </w:rPr>
+        <w:t xml:space="preserve">+</w:t>
+      </w:r>
+      <w:r>
+        <w:rPr>
+          <w:rStyle w:val="NormalTok"/>
+        </w:rPr>
+        <w:t xml:space="preserve"> tn_sum)</w:t>
+      </w:r>
+      <w:r>
+        <w:rPr>
+          <w:rStyle w:val="SpecialCharTok"/>
+        </w:rPr>
+        <w:t xml:space="preserve">/</w:t>
+      </w:r>
+      <w:r>
+        <w:rPr>
+          <w:rStyle w:val="NormalTok"/>
+        </w:rPr>
+        <w:t xml:space="preserve">(tp_sum </w:t>
+      </w:r>
+      <w:r>
+        <w:rPr>
+          <w:rStyle w:val="SpecialCharTok"/>
+        </w:rPr>
+        <w:t xml:space="preserve">+</w:t>
+      </w:r>
+      <w:r>
+        <w:rPr>
+          <w:rStyle w:val="NormalTok"/>
+        </w:rPr>
+        <w:t xml:space="preserve"> fp_sum </w:t>
+      </w:r>
+      <w:r>
+        <w:rPr>
+          <w:rStyle w:val="SpecialCharTok"/>
+        </w:rPr>
+        <w:t xml:space="preserve">+</w:t>
+      </w:r>
+      <w:r>
+        <w:rPr>
+          <w:rStyle w:val="NormalTok"/>
+        </w:rPr>
+        <w:t xml:space="preserve"> tn_sum </w:t>
+      </w:r>
+      <w:r>
+        <w:rPr>
+          <w:rStyle w:val="SpecialCharTok"/>
+        </w:rPr>
+        <w:t xml:space="preserve">+</w:t>
+      </w:r>
+      <w:r>
+        <w:rPr>
+          <w:rStyle w:val="NormalTok"/>
+        </w:rPr>
+        <w:t xml:space="preserve"> fn_sum)</w:t>
+      </w:r>
+      <w:r>
+        <w:br/>
+      </w:r>
+      <w:r>
+        <w:rPr>
+          <w:rStyle w:val="NormalTok"/>
+        </w:rPr>
+        <w:t xml:space="preserve">f1 </w:t>
+      </w:r>
+      <w:r>
+        <w:rPr>
+          <w:rStyle w:val="OtherTok"/>
+        </w:rPr>
+        <w:t xml:space="preserve">&lt;-</w:t>
+      </w:r>
+      <w:r>
+        <w:rPr>
+          <w:rStyle w:val="NormalTok"/>
+        </w:rPr>
+        <w:t xml:space="preserve"> (</w:t>
+      </w:r>
+      <w:r>
+        <w:rPr>
+          <w:rStyle w:val="DecValTok"/>
+        </w:rPr>
+        <w:t xml:space="preserve">1</w:t>
+      </w:r>
+      <w:r>
+        <w:rPr>
+          <w:rStyle w:val="NormalTok"/>
+        </w:rPr>
+        <w:t xml:space="preserve"> </w:t>
+      </w:r>
+      <w:r>
+        <w:rPr>
+          <w:rStyle w:val="SpecialCharTok"/>
+        </w:rPr>
+        <w:t xml:space="preserve">+</w:t>
+      </w:r>
+      <w:r>
+        <w:rPr>
+          <w:rStyle w:val="NormalTok"/>
+        </w:rPr>
+        <w:t xml:space="preserve"> beta</w:t>
+      </w:r>
+      <w:r>
+        <w:rPr>
+          <w:rStyle w:val="SpecialCharTok"/>
+        </w:rPr>
+        <w:t xml:space="preserve">^</w:t>
+      </w:r>
+      <w:r>
+        <w:rPr>
+          <w:rStyle w:val="DecValTok"/>
+        </w:rPr>
+        <w:t xml:space="preserve">2</w:t>
+      </w:r>
+      <w:r>
+        <w:rPr>
+          <w:rStyle w:val="NormalTok"/>
+        </w:rPr>
+        <w:t xml:space="preserve">) </w:t>
+      </w:r>
+      <w:r>
+        <w:rPr>
+          <w:rStyle w:val="SpecialCharTok"/>
+        </w:rPr>
+        <w:t xml:space="preserve">*</w:t>
+      </w:r>
+      <w:r>
+        <w:rPr>
+          <w:rStyle w:val="NormalTok"/>
+        </w:rPr>
+        <w:t xml:space="preserve"> (precision </w:t>
+      </w:r>
+      <w:r>
+        <w:rPr>
+          <w:rStyle w:val="SpecialCharTok"/>
+        </w:rPr>
+        <w:t xml:space="preserve">*</w:t>
+      </w:r>
+      <w:r>
+        <w:rPr>
+          <w:rStyle w:val="NormalTok"/>
+        </w:rPr>
+        <w:t xml:space="preserve"> recall) </w:t>
+      </w:r>
+      <w:r>
+        <w:rPr>
+          <w:rStyle w:val="SpecialCharTok"/>
+        </w:rPr>
+        <w:t xml:space="preserve">/</w:t>
+      </w:r>
+      <w:r>
+        <w:rPr>
+          <w:rStyle w:val="NormalTok"/>
+        </w:rPr>
+        <w:t xml:space="preserve"> (((beta</w:t>
+      </w:r>
+      <w:r>
+        <w:rPr>
+          <w:rStyle w:val="SpecialCharTok"/>
+        </w:rPr>
+        <w:t xml:space="preserve">^</w:t>
+      </w:r>
+      <w:r>
+        <w:rPr>
+          <w:rStyle w:val="DecValTok"/>
+        </w:rPr>
+        <w:t xml:space="preserve">2</w:t>
+      </w:r>
+      <w:r>
+        <w:rPr>
+          <w:rStyle w:val="NormalTok"/>
+        </w:rPr>
+        <w:t xml:space="preserve">)</w:t>
+      </w:r>
+      <w:r>
+        <w:rPr>
+          <w:rStyle w:val="SpecialCharTok"/>
+        </w:rPr>
+        <w:t xml:space="preserve">*</w:t>
+      </w:r>
+      <w:r>
+        <w:rPr>
+          <w:rStyle w:val="NormalTok"/>
+        </w:rPr>
+        <w:t xml:space="preserve">precision) </w:t>
+      </w:r>
+      <w:r>
+        <w:rPr>
+          <w:rStyle w:val="SpecialCharTok"/>
+        </w:rPr>
+        <w:t xml:space="preserve">+</w:t>
+      </w:r>
+      <w:r>
+        <w:rPr>
+          <w:rStyle w:val="NormalTok"/>
+        </w:rPr>
+        <w:t xml:space="preserve"> recall)</w:t>
+      </w:r>
+      <w:r>
+        <w:br/>
+      </w:r>
+      <w:r>
+        <w:br/>
+      </w:r>
+      <w:r>
+        <w:rPr>
+          <w:rStyle w:val="FunctionTok"/>
+        </w:rPr>
+        <w:t xml:space="preserve">print</w:t>
+      </w:r>
+      <w:r>
+        <w:rPr>
+          <w:rStyle w:val="NormalTok"/>
+        </w:rPr>
+        <w:t xml:space="preserve">(</w:t>
+      </w:r>
+      <w:r>
+        <w:rPr>
+          <w:rStyle w:val="FunctionTok"/>
+        </w:rPr>
+        <w:t xml:space="preserve">paste</w:t>
+      </w:r>
+      <w:r>
+        <w:rPr>
+          <w:rStyle w:val="NormalTok"/>
+        </w:rPr>
+        <w:t xml:space="preserve">(</w:t>
+      </w:r>
+      <w:r>
+        <w:rPr>
+          <w:rStyle w:val="StringTok"/>
+        </w:rPr>
+        <w:t xml:space="preserve">'Precision'</w:t>
+      </w:r>
+      <w:r>
+        <w:rPr>
+          <w:rStyle w:val="NormalTok"/>
+        </w:rPr>
+        <w:t xml:space="preserve">, precision, </w:t>
+      </w:r>
+      <w:r>
+        <w:rPr>
+          <w:rStyle w:val="StringTok"/>
+        </w:rPr>
+        <w:t xml:space="preserve">'Recall'</w:t>
+      </w:r>
+      <w:r>
+        <w:rPr>
+          <w:rStyle w:val="NormalTok"/>
+        </w:rPr>
+        <w:t xml:space="preserve">, recall, </w:t>
+      </w:r>
+      <w:r>
+        <w:rPr>
+          <w:rStyle w:val="StringTok"/>
+        </w:rPr>
+        <w:t xml:space="preserve">'F1'</w:t>
+      </w:r>
+      <w:r>
+        <w:rPr>
+          <w:rStyle w:val="NormalTok"/>
+        </w:rPr>
+        <w:t xml:space="preserve">, f1, </w:t>
+      </w:r>
+      <w:r>
+        <w:rPr>
+          <w:rStyle w:val="StringTok"/>
+        </w:rPr>
+        <w:t xml:space="preserve">'Accuracy'</w:t>
+      </w:r>
+      <w:r>
+        <w:rPr>
+          <w:rStyle w:val="NormalTok"/>
+        </w:rPr>
+        <w:t xml:space="preserve">, accuracy))</w:t>
       </w:r>
     </w:p>
     <w:p>
@@ -3956,88 +4645,7 @@
         <w:rPr>
           <w:rStyle w:val="VerbatimChar"/>
         </w:rPr>
-        <w:t xml:space="preserve">##   Batch Index tp fp tn fn drifted         elap</w:t>
-      </w:r>
-      <w:r>
-        <w:br/>
-      </w:r>
-      <w:r>
-        <w:rPr>
-          <w:rStyle w:val="VerbatimChar"/>
-        </w:rPr>
-        <w:t xml:space="preserve">## 1           2  0  0  0  0       0 0.0007753372</w:t>
-      </w:r>
-      <w:r>
-        <w:br/>
-      </w:r>
-      <w:r>
-        <w:rPr>
-          <w:rStyle w:val="VerbatimChar"/>
-        </w:rPr>
-        <w:t xml:space="preserve">## 2           3 33  0 17  0       0 0.0057654381</w:t>
-      </w:r>
-      <w:r>
-        <w:br/>
-      </w:r>
-      <w:r>
-        <w:rPr>
-          <w:rStyle w:val="VerbatimChar"/>
-        </w:rPr>
-        <w:t xml:space="preserve">## 3           4 27  0 23  0       0 0.0034024715</w:t>
-      </w:r>
-      <w:r>
-        <w:br/>
-      </w:r>
-      <w:r>
-        <w:rPr>
-          <w:rStyle w:val="VerbatimChar"/>
-        </w:rPr>
-        <w:t xml:space="preserve">## 4           5 26  0 23  1       0 0.0035231113</w:t>
-      </w:r>
-      <w:r>
-        <w:br/>
-      </w:r>
-      <w:r>
-        <w:rPr>
-          <w:rStyle w:val="VerbatimChar"/>
-        </w:rPr>
-        <w:t xml:space="preserve">## 5           6  0  0  0  0       1 0.0024275780</w:t>
-      </w:r>
-      <w:r>
-        <w:br/>
-      </w:r>
-      <w:r>
-        <w:rPr>
-          <w:rStyle w:val="VerbatimChar"/>
-        </w:rPr>
-        <w:t xml:space="preserve">## 6           7 26  0 23  1       0 0.0043914318</w:t>
-      </w:r>
-      <w:r>
-        <w:br/>
-      </w:r>
-      <w:r>
-        <w:rPr>
-          <w:rStyle w:val="VerbatimChar"/>
-        </w:rPr>
-        <w:t xml:space="preserve">## 7           8  0  0  0  0       1 0.0021603107</w:t>
-      </w:r>
-      <w:r>
-        <w:br/>
-      </w:r>
-      <w:r>
-        <w:rPr>
-          <w:rStyle w:val="VerbatimChar"/>
-        </w:rPr>
-        <w:t xml:space="preserve">## 8           9 19  0 31  0       0 0.0043473244</w:t>
-      </w:r>
-      <w:r>
-        <w:br/>
-      </w:r>
-      <w:r>
-        <w:rPr>
-          <w:rStyle w:val="VerbatimChar"/>
-        </w:rPr>
-        <w:t xml:space="preserve">## 9          10 25  0 25  0       0 0.0026140213</w:t>
+        <w:t xml:space="preserve">## [1] "Precision 1 Recall 0.983516483516483 F1 0.991689750692521 Accuracy 0.991428571428571"</w:t>
       </w:r>
     </w:p>
     <w:p>
@@ -4046,595 +4654,6 @@
       </w:pPr>
       <w:r>
         <w:rPr>
-          <w:rStyle w:val="CommentTok"/>
-        </w:rPr>
-        <w:t xml:space="preserve"># Calculate metrics</w:t>
-      </w:r>
-      <w:r>
-        <w:br/>
-      </w:r>
-      <w:r>
-        <w:rPr>
-          <w:rStyle w:val="NormalTok"/>
-        </w:rPr>
-        <w:t xml:space="preserve">beta </w:t>
-      </w:r>
-      <w:r>
-        <w:rPr>
-          <w:rStyle w:val="OtherTok"/>
-        </w:rPr>
-        <w:t xml:space="preserve">&lt;-</w:t>
-      </w:r>
-      <w:r>
-        <w:rPr>
-          <w:rStyle w:val="NormalTok"/>
-        </w:rPr>
-        <w:t xml:space="preserve"> </w:t>
-      </w:r>
-      <w:r>
-        <w:rPr>
-          <w:rStyle w:val="DecValTok"/>
-        </w:rPr>
-        <w:t xml:space="preserve">1</w:t>
-      </w:r>
-      <w:r>
-        <w:br/>
-      </w:r>
-      <w:r>
-        <w:rPr>
-          <w:rStyle w:val="NormalTok"/>
-        </w:rPr>
-        <w:t xml:space="preserve">tp_sum </w:t>
-      </w:r>
-      <w:r>
-        <w:rPr>
-          <w:rStyle w:val="OtherTok"/>
-        </w:rPr>
-        <w:t xml:space="preserve">&lt;-</w:t>
-      </w:r>
-      <w:r>
-        <w:rPr>
-          <w:rStyle w:val="NormalTok"/>
-        </w:rPr>
-        <w:t xml:space="preserve"> </w:t>
-      </w:r>
-      <w:r>
-        <w:rPr>
-          <w:rStyle w:val="FunctionTok"/>
-        </w:rPr>
-        <w:t xml:space="preserve">sum</w:t>
-      </w:r>
-      <w:r>
-        <w:rPr>
-          <w:rStyle w:val="NormalTok"/>
-        </w:rPr>
-        <w:t xml:space="preserve">(results[</w:t>
-      </w:r>
-      <w:r>
-        <w:rPr>
-          <w:rStyle w:val="StringTok"/>
-        </w:rPr>
-        <w:t xml:space="preserve">'tp'</w:t>
-      </w:r>
-      <w:r>
-        <w:rPr>
-          <w:rStyle w:val="NormalTok"/>
-        </w:rPr>
-        <w:t xml:space="preserve">])</w:t>
-      </w:r>
-      <w:r>
-        <w:br/>
-      </w:r>
-      <w:r>
-        <w:rPr>
-          <w:rStyle w:val="NormalTok"/>
-        </w:rPr>
-        <w:t xml:space="preserve">fp_sum </w:t>
-      </w:r>
-      <w:r>
-        <w:rPr>
-          <w:rStyle w:val="OtherTok"/>
-        </w:rPr>
-        <w:t xml:space="preserve">&lt;-</w:t>
-      </w:r>
-      <w:r>
-        <w:rPr>
-          <w:rStyle w:val="NormalTok"/>
-        </w:rPr>
-        <w:t xml:space="preserve"> </w:t>
-      </w:r>
-      <w:r>
-        <w:rPr>
-          <w:rStyle w:val="FunctionTok"/>
-        </w:rPr>
-        <w:t xml:space="preserve">sum</w:t>
-      </w:r>
-      <w:r>
-        <w:rPr>
-          <w:rStyle w:val="NormalTok"/>
-        </w:rPr>
-        <w:t xml:space="preserve">(results[</w:t>
-      </w:r>
-      <w:r>
-        <w:rPr>
-          <w:rStyle w:val="StringTok"/>
-        </w:rPr>
-        <w:t xml:space="preserve">'fp'</w:t>
-      </w:r>
-      <w:r>
-        <w:rPr>
-          <w:rStyle w:val="NormalTok"/>
-        </w:rPr>
-        <w:t xml:space="preserve">])</w:t>
-      </w:r>
-      <w:r>
-        <w:br/>
-      </w:r>
-      <w:r>
-        <w:rPr>
-          <w:rStyle w:val="NormalTok"/>
-        </w:rPr>
-        <w:t xml:space="preserve">tn_sum </w:t>
-      </w:r>
-      <w:r>
-        <w:rPr>
-          <w:rStyle w:val="OtherTok"/>
-        </w:rPr>
-        <w:t xml:space="preserve">&lt;-</w:t>
-      </w:r>
-      <w:r>
-        <w:rPr>
-          <w:rStyle w:val="NormalTok"/>
-        </w:rPr>
-        <w:t xml:space="preserve"> </w:t>
-      </w:r>
-      <w:r>
-        <w:rPr>
-          <w:rStyle w:val="FunctionTok"/>
-        </w:rPr>
-        <w:t xml:space="preserve">sum</w:t>
-      </w:r>
-      <w:r>
-        <w:rPr>
-          <w:rStyle w:val="NormalTok"/>
-        </w:rPr>
-        <w:t xml:space="preserve">(results[</w:t>
-      </w:r>
-      <w:r>
-        <w:rPr>
-          <w:rStyle w:val="StringTok"/>
-        </w:rPr>
-        <w:t xml:space="preserve">'tn'</w:t>
-      </w:r>
-      <w:r>
-        <w:rPr>
-          <w:rStyle w:val="NormalTok"/>
-        </w:rPr>
-        <w:t xml:space="preserve">])</w:t>
-      </w:r>
-      <w:r>
-        <w:br/>
-      </w:r>
-      <w:r>
-        <w:rPr>
-          <w:rStyle w:val="NormalTok"/>
-        </w:rPr>
-        <w:t xml:space="preserve">fn_sum </w:t>
-      </w:r>
-      <w:r>
-        <w:rPr>
-          <w:rStyle w:val="OtherTok"/>
-        </w:rPr>
-        <w:t xml:space="preserve">&lt;-</w:t>
-      </w:r>
-      <w:r>
-        <w:rPr>
-          <w:rStyle w:val="NormalTok"/>
-        </w:rPr>
-        <w:t xml:space="preserve"> </w:t>
-      </w:r>
-      <w:r>
-        <w:rPr>
-          <w:rStyle w:val="FunctionTok"/>
-        </w:rPr>
-        <w:t xml:space="preserve">sum</w:t>
-      </w:r>
-      <w:r>
-        <w:rPr>
-          <w:rStyle w:val="NormalTok"/>
-        </w:rPr>
-        <w:t xml:space="preserve">(results[</w:t>
-      </w:r>
-      <w:r>
-        <w:rPr>
-          <w:rStyle w:val="StringTok"/>
-        </w:rPr>
-        <w:t xml:space="preserve">'fn'</w:t>
-      </w:r>
-      <w:r>
-        <w:rPr>
-          <w:rStyle w:val="NormalTok"/>
-        </w:rPr>
-        <w:t xml:space="preserve">])</w:t>
-      </w:r>
-      <w:r>
-        <w:br/>
-      </w:r>
-      <w:r>
-        <w:rPr>
-          <w:rStyle w:val="NormalTok"/>
-        </w:rPr>
-        <w:t xml:space="preserve">precision </w:t>
-      </w:r>
-      <w:r>
-        <w:rPr>
-          <w:rStyle w:val="OtherTok"/>
-        </w:rPr>
-        <w:t xml:space="preserve">&lt;-</w:t>
-      </w:r>
-      <w:r>
-        <w:rPr>
-          <w:rStyle w:val="NormalTok"/>
-        </w:rPr>
-        <w:t xml:space="preserve"> tp_sum</w:t>
-      </w:r>
-      <w:r>
-        <w:rPr>
-          <w:rStyle w:val="SpecialCharTok"/>
-        </w:rPr>
-        <w:t xml:space="preserve">/</w:t>
-      </w:r>
-      <w:r>
-        <w:rPr>
-          <w:rStyle w:val="NormalTok"/>
-        </w:rPr>
-        <w:t xml:space="preserve">(tp_sum </w:t>
-      </w:r>
-      <w:r>
-        <w:rPr>
-          <w:rStyle w:val="SpecialCharTok"/>
-        </w:rPr>
-        <w:t xml:space="preserve">+</w:t>
-      </w:r>
-      <w:r>
-        <w:rPr>
-          <w:rStyle w:val="NormalTok"/>
-        </w:rPr>
-        <w:t xml:space="preserve"> fp_sum)</w:t>
-      </w:r>
-      <w:r>
-        <w:br/>
-      </w:r>
-      <w:r>
-        <w:rPr>
-          <w:rStyle w:val="NormalTok"/>
-        </w:rPr>
-        <w:t xml:space="preserve">recall </w:t>
-      </w:r>
-      <w:r>
-        <w:rPr>
-          <w:rStyle w:val="OtherTok"/>
-        </w:rPr>
-        <w:t xml:space="preserve">&lt;-</w:t>
-      </w:r>
-      <w:r>
-        <w:rPr>
-          <w:rStyle w:val="NormalTok"/>
-        </w:rPr>
-        <w:t xml:space="preserve"> tp_sum</w:t>
-      </w:r>
-      <w:r>
-        <w:rPr>
-          <w:rStyle w:val="SpecialCharTok"/>
-        </w:rPr>
-        <w:t xml:space="preserve">/</w:t>
-      </w:r>
-      <w:r>
-        <w:rPr>
-          <w:rStyle w:val="NormalTok"/>
-        </w:rPr>
-        <w:t xml:space="preserve">(tp_sum </w:t>
-      </w:r>
-      <w:r>
-        <w:rPr>
-          <w:rStyle w:val="SpecialCharTok"/>
-        </w:rPr>
-        <w:t xml:space="preserve">+</w:t>
-      </w:r>
-      <w:r>
-        <w:rPr>
-          <w:rStyle w:val="NormalTok"/>
-        </w:rPr>
-        <w:t xml:space="preserve"> fn_sum)</w:t>
-      </w:r>
-      <w:r>
-        <w:br/>
-      </w:r>
-      <w:r>
-        <w:rPr>
-          <w:rStyle w:val="NormalTok"/>
-        </w:rPr>
-        <w:t xml:space="preserve">accuracy </w:t>
-      </w:r>
-      <w:r>
-        <w:rPr>
-          <w:rStyle w:val="OtherTok"/>
-        </w:rPr>
-        <w:t xml:space="preserve">&lt;-</w:t>
-      </w:r>
-      <w:r>
-        <w:rPr>
-          <w:rStyle w:val="NormalTok"/>
-        </w:rPr>
-        <w:t xml:space="preserve"> (tp_sum </w:t>
-      </w:r>
-      <w:r>
-        <w:rPr>
-          <w:rStyle w:val="SpecialCharTok"/>
-        </w:rPr>
-        <w:t xml:space="preserve">+</w:t>
-      </w:r>
-      <w:r>
-        <w:rPr>
-          <w:rStyle w:val="NormalTok"/>
-        </w:rPr>
-        <w:t xml:space="preserve"> tn_sum)</w:t>
-      </w:r>
-      <w:r>
-        <w:rPr>
-          <w:rStyle w:val="SpecialCharTok"/>
-        </w:rPr>
-        <w:t xml:space="preserve">/</w:t>
-      </w:r>
-      <w:r>
-        <w:rPr>
-          <w:rStyle w:val="NormalTok"/>
-        </w:rPr>
-        <w:t xml:space="preserve">(tp_sum </w:t>
-      </w:r>
-      <w:r>
-        <w:rPr>
-          <w:rStyle w:val="SpecialCharTok"/>
-        </w:rPr>
-        <w:t xml:space="preserve">+</w:t>
-      </w:r>
-      <w:r>
-        <w:rPr>
-          <w:rStyle w:val="NormalTok"/>
-        </w:rPr>
-        <w:t xml:space="preserve"> fp_sum </w:t>
-      </w:r>
-      <w:r>
-        <w:rPr>
-          <w:rStyle w:val="SpecialCharTok"/>
-        </w:rPr>
-        <w:t xml:space="preserve">+</w:t>
-      </w:r>
-      <w:r>
-        <w:rPr>
-          <w:rStyle w:val="NormalTok"/>
-        </w:rPr>
-        <w:t xml:space="preserve"> tn_sum </w:t>
-      </w:r>
-      <w:r>
-        <w:rPr>
-          <w:rStyle w:val="SpecialCharTok"/>
-        </w:rPr>
-        <w:t xml:space="preserve">+</w:t>
-      </w:r>
-      <w:r>
-        <w:rPr>
-          <w:rStyle w:val="NormalTok"/>
-        </w:rPr>
-        <w:t xml:space="preserve"> fn_sum)</w:t>
-      </w:r>
-      <w:r>
-        <w:br/>
-      </w:r>
-      <w:r>
-        <w:rPr>
-          <w:rStyle w:val="NormalTok"/>
-        </w:rPr>
-        <w:t xml:space="preserve">f1 </w:t>
-      </w:r>
-      <w:r>
-        <w:rPr>
-          <w:rStyle w:val="OtherTok"/>
-        </w:rPr>
-        <w:t xml:space="preserve">&lt;-</w:t>
-      </w:r>
-      <w:r>
-        <w:rPr>
-          <w:rStyle w:val="NormalTok"/>
-        </w:rPr>
-        <w:t xml:space="preserve"> </w:t>
-      </w:r>
-      <w:r>
-        <w:rPr>
-          <w:rStyle w:val="DecValTok"/>
-        </w:rPr>
-        <w:t xml:space="preserve">2</w:t>
-      </w:r>
-      <w:r>
-        <w:rPr>
-          <w:rStyle w:val="NormalTok"/>
-        </w:rPr>
-        <w:t xml:space="preserve"> </w:t>
-      </w:r>
-      <w:r>
-        <w:rPr>
-          <w:rStyle w:val="SpecialCharTok"/>
-        </w:rPr>
-        <w:t xml:space="preserve">*</w:t>
-      </w:r>
-      <w:r>
-        <w:rPr>
-          <w:rStyle w:val="NormalTok"/>
-        </w:rPr>
-        <w:t xml:space="preserve"> (precision </w:t>
-      </w:r>
-      <w:r>
-        <w:rPr>
-          <w:rStyle w:val="SpecialCharTok"/>
-        </w:rPr>
-        <w:t xml:space="preserve">*</w:t>
-      </w:r>
-      <w:r>
-        <w:rPr>
-          <w:rStyle w:val="NormalTok"/>
-        </w:rPr>
-        <w:t xml:space="preserve"> recall) </w:t>
-      </w:r>
-      <w:r>
-        <w:rPr>
-          <w:rStyle w:val="SpecialCharTok"/>
-        </w:rPr>
-        <w:t xml:space="preserve">/</w:t>
-      </w:r>
-      <w:r>
-        <w:rPr>
-          <w:rStyle w:val="NormalTok"/>
-        </w:rPr>
-        <w:t xml:space="preserve"> (((beta</w:t>
-      </w:r>
-      <w:r>
-        <w:rPr>
-          <w:rStyle w:val="SpecialCharTok"/>
-        </w:rPr>
-        <w:t xml:space="preserve">^</w:t>
-      </w:r>
-      <w:r>
-        <w:rPr>
-          <w:rStyle w:val="DecValTok"/>
-        </w:rPr>
-        <w:t xml:space="preserve">2</w:t>
-      </w:r>
-      <w:r>
-        <w:rPr>
-          <w:rStyle w:val="NormalTok"/>
-        </w:rPr>
-        <w:t xml:space="preserve">)</w:t>
-      </w:r>
-      <w:r>
-        <w:rPr>
-          <w:rStyle w:val="SpecialCharTok"/>
-        </w:rPr>
-        <w:t xml:space="preserve">*</w:t>
-      </w:r>
-      <w:r>
-        <w:rPr>
-          <w:rStyle w:val="NormalTok"/>
-        </w:rPr>
-        <w:t xml:space="preserve">precision) </w:t>
-      </w:r>
-      <w:r>
-        <w:rPr>
-          <w:rStyle w:val="SpecialCharTok"/>
-        </w:rPr>
-        <w:t xml:space="preserve">+</w:t>
-      </w:r>
-      <w:r>
-        <w:rPr>
-          <w:rStyle w:val="NormalTok"/>
-        </w:rPr>
-        <w:t xml:space="preserve"> recall)</w:t>
-      </w:r>
-      <w:r>
-        <w:br/>
-      </w:r>
-      <w:r>
-        <w:br/>
-      </w:r>
-      <w:r>
-        <w:rPr>
-          <w:rStyle w:val="FunctionTok"/>
-        </w:rPr>
-        <w:t xml:space="preserve">print</w:t>
-      </w:r>
-      <w:r>
-        <w:rPr>
-          <w:rStyle w:val="NormalTok"/>
-        </w:rPr>
-        <w:t xml:space="preserve">(</w:t>
-      </w:r>
-      <w:r>
-        <w:rPr>
-          <w:rStyle w:val="FunctionTok"/>
-        </w:rPr>
-        <w:t xml:space="preserve">paste</w:t>
-      </w:r>
-      <w:r>
-        <w:rPr>
-          <w:rStyle w:val="NormalTok"/>
-        </w:rPr>
-        <w:t xml:space="preserve">(</w:t>
-      </w:r>
-      <w:r>
-        <w:rPr>
-          <w:rStyle w:val="StringTok"/>
-        </w:rPr>
-        <w:t xml:space="preserve">'Precision'</w:t>
-      </w:r>
-      <w:r>
-        <w:rPr>
-          <w:rStyle w:val="NormalTok"/>
-        </w:rPr>
-        <w:t xml:space="preserve">, precision, </w:t>
-      </w:r>
-      <w:r>
-        <w:rPr>
-          <w:rStyle w:val="StringTok"/>
-        </w:rPr>
-        <w:t xml:space="preserve">'Recall'</w:t>
-      </w:r>
-      <w:r>
-        <w:rPr>
-          <w:rStyle w:val="NormalTok"/>
-        </w:rPr>
-        <w:t xml:space="preserve">, recall, </w:t>
-      </w:r>
-      <w:r>
-        <w:rPr>
-          <w:rStyle w:val="StringTok"/>
-        </w:rPr>
-        <w:t xml:space="preserve">'F1'</w:t>
-      </w:r>
-      <w:r>
-        <w:rPr>
-          <w:rStyle w:val="NormalTok"/>
-        </w:rPr>
-        <w:t xml:space="preserve">, f1, </w:t>
-      </w:r>
-      <w:r>
-        <w:rPr>
-          <w:rStyle w:val="StringTok"/>
-        </w:rPr>
-        <w:t xml:space="preserve">'Accuracy'</w:t>
-      </w:r>
-      <w:r>
-        <w:rPr>
-          <w:rStyle w:val="NormalTok"/>
-        </w:rPr>
-        <w:t xml:space="preserve">, accuracy))</w:t>
-      </w:r>
-    </w:p>
-    <w:p>
-      <w:pPr>
-        <w:pStyle w:val="SourceCode"/>
-      </w:pPr>
-      <w:r>
-        <w:rPr>
-          <w:rStyle w:val="VerbatimChar"/>
-        </w:rPr>
-        <w:t xml:space="preserve">## [1] "Precision 1 Recall 0.987341772151899 F1 0.993630573248408 Accuracy 0.993333333333333"</w:t>
-      </w:r>
-    </w:p>
-    <w:p>
-      <w:pPr>
-        <w:pStyle w:val="SourceCode"/>
-      </w:pPr>
-      <w:r>
-        <w:rPr>
           <w:rStyle w:val="FunctionTok"/>
         </w:rPr>
         <w:t xml:space="preserve">plot</w:t>
@@ -4961,18 +4980,18 @@
           <wp:inline>
             <wp:extent cx="4620126" cy="3696101"/>
             <wp:effectExtent b="0" l="0" r="0" t="0"/>
-            <wp:docPr descr="" title="" id="14" name="Picture"/>
+            <wp:docPr descr="" title="" id="16" name="Picture"/>
             <a:graphic>
               <a:graphicData uri="http://schemas.openxmlformats.org/drawingml/2006/picture">
                 <pic:pic>
                   <pic:nvPicPr>
-                    <pic:cNvPr descr="/home/lucas/heimdall/examples/2_online_prediction/doc/dfr_ecdd_files/8f9681de186f0c8f105486b62f1cde6c404bb8dc.png" id="15" name="Picture"/>
+                    <pic:cNvPr descr="/w/examples/2_online_prediction/doc/dfr_ecdd_files/figure-docx/unnamed-chunk-9-1.png" id="17" name="Picture"/>
                     <pic:cNvPicPr>
                       <a:picLocks noChangeArrowheads="1" noChangeAspect="1"/>
                     </pic:cNvPicPr>
                   </pic:nvPicPr>
                   <pic:blipFill>
-                    <a:blip r:embed="rId13"/>
+                    <a:blip r:embed="rId15"/>
                     <a:stretch>
                       <a:fillRect/>
                     </a:stretch>
@@ -4999,8 +5018,6 @@
         </w:drawing>
       </w:r>
     </w:p>
-    <w:bookmarkEnd w:id="16"/>
-    <w:bookmarkEnd w:id="17"/>
     <w:sectPr>
       <w:footnotePr>
         <w:numRestart w:val="eachSect"/>
@@ -5122,10 +5139,10 @@
   <w:docDefaults>
     <w:rPrDefault>
       <w:rPr>
-        <w:rFonts w:asciiTheme="minorHAnsi" w:cstheme="minorBidi" w:eastAsiaTheme="minorEastAsia" w:hAnsiTheme="minorHAnsi"/>
+        <w:rFonts w:asciiTheme="minorHAnsi" w:eastAsiaTheme="minorEastAsia" w:hAnsiTheme="minorHAnsi" w:cstheme="minorBidi"/>
         <w:sz w:val="24"/>
         <w:szCs w:val="24"/>
-        <w:lang w:bidi="ar-SA" w:eastAsia="zh-CN" w:val="en-US"/>
+        <w:lang w:val="en-US" w:eastAsia="zh-CN" w:bidi="ar-SA"/>
       </w:rPr>
     </w:rPrDefault>
     <w:pPrDefault>
@@ -5134,35 +5151,35 @@
       </w:pPr>
     </w:pPrDefault>
   </w:docDefaults>
-  <w:latentStyles w:count="276" w:defLockedState="0" w:defQFormat="0" w:defSemiHidden="0" w:defUIPriority="0" w:defUnhideWhenUsed="0"/>
-  <w:style w:default="1" w:styleId="Normal" w:type="paragraph">
+  <w:latentStyles w:defLockedState="0" w:defUIPriority="0" w:defSemiHidden="0" w:defUnhideWhenUsed="0" w:defQFormat="0" w:count="276"/>
+  <w:style w:type="paragraph" w:default="1" w:styleId="Normal">
     <w:name w:val="Normal"/>
     <w:qFormat/>
   </w:style>
-  <w:style w:styleId="BodyText" w:type="paragraph">
+  <w:style w:type="paragraph" w:styleId="BodyText">
     <w:name w:val="Body Text"/>
     <w:basedOn w:val="Normal"/>
     <w:link w:val="BodyTextChar"/>
     <w:qFormat/>
     <w:pPr>
-      <w:spacing w:after="180" w:before="180"/>
+      <w:spacing w:before="180" w:after="180"/>
     </w:pPr>
   </w:style>
-  <w:style w:customStyle="1" w:styleId="FirstParagraph" w:type="paragraph">
+  <w:style w:type="paragraph" w:customStyle="1" w:styleId="FirstParagraph">
     <w:name w:val="First Paragraph"/>
     <w:basedOn w:val="BodyText"/>
     <w:next w:val="BodyText"/>
     <w:qFormat/>
   </w:style>
-  <w:style w:customStyle="1" w:styleId="Compact" w:type="paragraph">
+  <w:style w:type="paragraph" w:customStyle="1" w:styleId="Compact">
     <w:name w:val="Compact"/>
     <w:basedOn w:val="BodyText"/>
     <w:qFormat/>
     <w:pPr>
-      <w:spacing w:after="36" w:before="36"/>
+      <w:spacing w:before="36" w:after="36"/>
     </w:pPr>
   </w:style>
-  <w:style w:styleId="Title" w:type="paragraph">
+  <w:style w:type="paragraph" w:styleId="Title">
     <w:name w:val="Title"/>
     <w:basedOn w:val="Normal"/>
     <w:next w:val="BodyText"/>
@@ -5176,24 +5193,24 @@
       <w:jc w:val="center"/>
     </w:pPr>
     <w:rPr>
-      <w:rFonts w:asciiTheme="majorHAnsi" w:cstheme="majorBidi" w:eastAsiaTheme="majorEastAsia" w:hAnsiTheme="majorHAnsi"/>
+      <w:rFonts w:asciiTheme="majorHAnsi" w:eastAsiaTheme="majorEastAsia" w:hAnsiTheme="majorHAnsi" w:cstheme="majorBidi"/>
       <w:sz w:val="56"/>
       <w:szCs w:val="56"/>
     </w:rPr>
   </w:style>
-  <w:style w:customStyle="1" w:styleId="TitleChar" w:type="character">
+  <w:style w:type="character" w:customStyle="1" w:styleId="TitleChar">
     <w:name w:val="Title Char"/>
     <w:basedOn w:val="DefaultParagraphFont"/>
     <w:link w:val="Title"/>
     <w:uiPriority w:val="10"/>
     <w:rsid w:val="00A10FD9"/>
     <w:rPr>
-      <w:rFonts w:asciiTheme="majorHAnsi" w:cstheme="majorBidi" w:eastAsiaTheme="majorEastAsia" w:hAnsiTheme="majorHAnsi"/>
+      <w:rFonts w:asciiTheme="majorHAnsi" w:eastAsiaTheme="majorEastAsia" w:hAnsiTheme="majorHAnsi" w:cstheme="majorBidi"/>
       <w:sz w:val="56"/>
       <w:szCs w:val="56"/>
     </w:rPr>
   </w:style>
-  <w:style w:styleId="Subtitle" w:type="paragraph">
+  <w:style w:type="paragraph" w:styleId="Subtitle">
     <w:name w:val="Subtitle"/>
     <w:basedOn w:val="Title"/>
     <w:next w:val="BodyText"/>
@@ -5207,27 +5224,27 @@
       </w:numPr>
     </w:pPr>
     <w:rPr>
-      <w:rFonts w:cstheme="majorBidi" w:eastAsiaTheme="majorEastAsia"/>
+      <w:rFonts w:eastAsiaTheme="majorEastAsia" w:cstheme="majorBidi"/>
       <w:spacing w:val="15"/>
       <w:sz w:val="28"/>
       <w:szCs w:val="28"/>
     </w:rPr>
   </w:style>
-  <w:style w:customStyle="1" w:styleId="SubtitleChar" w:type="character">
+  <w:style w:type="character" w:customStyle="1" w:styleId="SubtitleChar">
     <w:name w:val="Subtitle Char"/>
     <w:basedOn w:val="DefaultParagraphFont"/>
     <w:link w:val="Subtitle"/>
     <w:uiPriority w:val="11"/>
     <w:rsid w:val="00A10FD9"/>
     <w:rPr>
-      <w:rFonts w:cstheme="majorBidi" w:eastAsiaTheme="majorEastAsia"/>
-      <w:color w:themeColor="text1" w:themeTint="A6" w:val="595959"/>
+      <w:rFonts w:eastAsiaTheme="majorEastAsia" w:cstheme="majorBidi"/>
+      <w:color w:val="595959" w:themeColor="text1" w:themeTint="A6"/>
       <w:spacing w:val="15"/>
       <w:sz w:val="28"/>
       <w:szCs w:val="28"/>
     </w:rPr>
   </w:style>
-  <w:style w:customStyle="1" w:styleId="Author" w:type="paragraph">
+  <w:style w:type="paragraph" w:customStyle="1" w:styleId="Author">
     <w:name w:val="Author"/>
     <w:basedOn w:val="Title"/>
     <w:next w:val="BodyText"/>
@@ -5241,7 +5258,7 @@
       <w:szCs w:val="24"/>
     </w:rPr>
   </w:style>
-  <w:style w:styleId="Date" w:type="paragraph">
+  <w:style w:type="paragraph" w:styleId="Date">
     <w:name w:val="Date"/>
     <w:basedOn w:val="Title"/>
     <w:next w:val="BodyText"/>
@@ -5255,7 +5272,7 @@
       <w:szCs w:val="24"/>
     </w:rPr>
   </w:style>
-  <w:style w:customStyle="1" w:styleId="AbstractTitle" w:type="paragraph">
+  <w:style w:type="paragraph" w:customStyle="1" w:styleId="AbstractTitle">
     <w:name w:val="Abstract Title"/>
     <w:basedOn w:val="Normal"/>
     <w:next w:val="Abstract"/>
@@ -5263,7 +5280,7 @@
     <w:pPr>
       <w:keepNext/>
       <w:keepLines/>
-      <w:spacing w:after="0" w:before="300"/>
+      <w:spacing w:before="300" w:after="0"/>
       <w:jc w:val="center"/>
     </w:pPr>
     <w:rPr>
@@ -5272,7 +5289,7 @@
       <w:szCs w:val="20"/>
     </w:rPr>
   </w:style>
-  <w:style w:customStyle="1" w:styleId="Abstract" w:type="paragraph">
+  <w:style w:type="paragraph" w:customStyle="1" w:styleId="Abstract">
     <w:name w:val="Abstract"/>
     <w:basedOn w:val="Normal"/>
     <w:next w:val="BodyText"/>
@@ -5280,14 +5297,14 @@
     <w:pPr>
       <w:keepNext/>
       <w:keepLines/>
-      <w:spacing w:after="300" w:before="100"/>
+      <w:spacing w:before="100" w:after="300"/>
     </w:pPr>
     <w:rPr>
       <w:sz w:val="20"/>
       <w:szCs w:val="20"/>
     </w:rPr>
   </w:style>
-  <w:style w:styleId="Bibliography" w:type="paragraph">
+  <w:style w:type="paragraph" w:styleId="Bibliography">
     <w:name w:val="Bibliography"/>
     <w:basedOn w:val="Normal"/>
     <w:next w:val="Bibliography"/>
@@ -5295,7 +5312,7 @@
     <w:pPr/>
     <w:rPr/>
   </w:style>
-  <w:style w:styleId="Heading1" w:type="paragraph">
+  <w:style w:type="paragraph" w:styleId="Heading1">
     <w:name w:val="heading 1"/>
     <w:basedOn w:val="Normal"/>
     <w:next w:val="BodyText"/>
@@ -5306,17 +5323,17 @@
     <w:pPr>
       <w:keepNext/>
       <w:keepLines/>
-      <w:spacing w:after="80" w:before="360"/>
+      <w:spacing w:before="360" w:after="80"/>
       <w:outlineLvl w:val="0"/>
     </w:pPr>
     <w:rPr>
-      <w:rFonts w:asciiTheme="majorHAnsi" w:cstheme="majorBidi" w:eastAsiaTheme="majorEastAsia" w:hAnsiTheme="majorHAnsi"/>
-      <w:color w:themeColor="accent1" w:themeShade="BF" w:val="0F4761"/>
+      <w:rFonts w:asciiTheme="majorHAnsi" w:eastAsiaTheme="majorEastAsia" w:hAnsiTheme="majorHAnsi" w:cstheme="majorBidi"/>
+      <w:color w:val="0F4761" w:themeColor="accent1" w:themeShade="BF"/>
       <w:sz w:val="40"/>
       <w:szCs w:val="40"/>
     </w:rPr>
   </w:style>
-  <w:style w:styleId="Heading2" w:type="paragraph">
+  <w:style w:type="paragraph" w:styleId="Heading2">
     <w:name w:val="heading 2"/>
     <w:basedOn w:val="Normal"/>
     <w:next w:val="BodyText"/>
@@ -5329,17 +5346,17 @@
     <w:pPr>
       <w:keepNext/>
       <w:keepLines/>
-      <w:spacing w:after="80" w:before="160"/>
+      <w:spacing w:before="160" w:after="80"/>
       <w:outlineLvl w:val="1"/>
     </w:pPr>
     <w:rPr>
-      <w:rFonts w:asciiTheme="majorHAnsi" w:cstheme="majorBidi" w:eastAsiaTheme="majorEastAsia" w:hAnsiTheme="majorHAnsi"/>
-      <w:color w:themeColor="accent1" w:themeShade="BF" w:val="0F4761"/>
+      <w:rFonts w:asciiTheme="majorHAnsi" w:eastAsiaTheme="majorEastAsia" w:hAnsiTheme="majorHAnsi" w:cstheme="majorBidi"/>
+      <w:color w:val="0F4761" w:themeColor="accent1" w:themeShade="BF"/>
       <w:sz w:val="32"/>
       <w:szCs w:val="32"/>
     </w:rPr>
   </w:style>
-  <w:style w:styleId="Heading3" w:type="paragraph">
+  <w:style w:type="paragraph" w:styleId="Heading3">
     <w:name w:val="heading 3"/>
     <w:basedOn w:val="Normal"/>
     <w:next w:val="BodyText"/>
@@ -5352,17 +5369,17 @@
     <w:pPr>
       <w:keepNext/>
       <w:keepLines/>
-      <w:spacing w:after="80" w:before="160"/>
+      <w:spacing w:before="160" w:after="80"/>
       <w:outlineLvl w:val="2"/>
     </w:pPr>
     <w:rPr>
-      <w:rFonts w:cstheme="majorBidi" w:eastAsiaTheme="majorEastAsia"/>
-      <w:color w:themeColor="accent1" w:themeShade="BF" w:val="0F4761"/>
+      <w:rFonts w:eastAsiaTheme="majorEastAsia" w:cstheme="majorBidi"/>
+      <w:color w:val="0F4761" w:themeColor="accent1" w:themeShade="BF"/>
       <w:sz w:val="28"/>
       <w:szCs w:val="28"/>
     </w:rPr>
   </w:style>
-  <w:style w:styleId="Heading4" w:type="paragraph">
+  <w:style w:type="paragraph" w:styleId="Heading4">
     <w:name w:val="heading 4"/>
     <w:basedOn w:val="Normal"/>
     <w:next w:val="BodyText"/>
@@ -5375,17 +5392,17 @@
     <w:pPr>
       <w:keepNext/>
       <w:keepLines/>
-      <w:spacing w:after="40" w:before="80"/>
+      <w:spacing w:before="80" w:after="40"/>
       <w:outlineLvl w:val="3"/>
     </w:pPr>
     <w:rPr>
-      <w:rFonts w:cstheme="majorBidi" w:eastAsiaTheme="majorEastAsia"/>
+      <w:rFonts w:eastAsiaTheme="majorEastAsia" w:cstheme="majorBidi"/>
       <w:i/>
       <w:iCs/>
-      <w:color w:themeColor="accent1" w:themeShade="BF" w:val="0F4761"/>
+      <w:color w:val="0F4761" w:themeColor="accent1" w:themeShade="BF"/>
     </w:rPr>
   </w:style>
-  <w:style w:styleId="Heading5" w:type="paragraph">
+  <w:style w:type="paragraph" w:styleId="Heading5">
     <w:name w:val="heading 5"/>
     <w:basedOn w:val="Normal"/>
     <w:next w:val="BodyText"/>
@@ -5398,15 +5415,15 @@
     <w:pPr>
       <w:keepNext/>
       <w:keepLines/>
-      <w:spacing w:after="40" w:before="80"/>
+      <w:spacing w:before="80" w:after="40"/>
       <w:outlineLvl w:val="4"/>
     </w:pPr>
     <w:rPr>
-      <w:rFonts w:cstheme="majorBidi" w:eastAsiaTheme="majorEastAsia"/>
-      <w:color w:themeColor="accent1" w:themeShade="BF" w:val="0F4761"/>
+      <w:rFonts w:eastAsiaTheme="majorEastAsia" w:cstheme="majorBidi"/>
+      <w:color w:val="0F4761" w:themeColor="accent1" w:themeShade="BF"/>
     </w:rPr>
   </w:style>
-  <w:style w:styleId="Heading6" w:type="paragraph">
+  <w:style w:type="paragraph" w:styleId="Heading6">
     <w:name w:val="heading 6"/>
     <w:basedOn w:val="Normal"/>
     <w:next w:val="BodyText"/>
@@ -5419,17 +5436,17 @@
     <w:pPr>
       <w:keepNext/>
       <w:keepLines/>
-      <w:spacing w:after="0" w:before="40"/>
+      <w:spacing w:before="40" w:after="0"/>
       <w:outlineLvl w:val="5"/>
     </w:pPr>
     <w:rPr>
-      <w:rFonts w:cstheme="majorBidi" w:eastAsiaTheme="majorEastAsia"/>
+      <w:rFonts w:eastAsiaTheme="majorEastAsia" w:cstheme="majorBidi"/>
       <w:i/>
       <w:iCs/>
-      <w:color w:themeColor="text1" w:themeTint="A6" w:val="595959"/>
+      <w:color w:val="595959" w:themeColor="text1" w:themeTint="A6"/>
     </w:rPr>
   </w:style>
-  <w:style w:styleId="Heading7" w:type="paragraph">
+  <w:style w:type="paragraph" w:styleId="Heading7">
     <w:name w:val="heading 7"/>
     <w:basedOn w:val="Normal"/>
     <w:next w:val="BodyText"/>
@@ -5442,15 +5459,15 @@
     <w:pPr>
       <w:keepNext/>
       <w:keepLines/>
-      <w:spacing w:after="0" w:before="40"/>
+      <w:spacing w:before="40" w:after="0"/>
       <w:outlineLvl w:val="6"/>
     </w:pPr>
     <w:rPr>
-      <w:rFonts w:cstheme="majorBidi" w:eastAsiaTheme="majorEastAsia"/>
-      <w:color w:themeColor="text1" w:themeTint="A6" w:val="595959"/>
+      <w:rFonts w:eastAsiaTheme="majorEastAsia" w:cstheme="majorBidi"/>
+      <w:color w:val="595959" w:themeColor="text1" w:themeTint="A6"/>
     </w:rPr>
   </w:style>
-  <w:style w:styleId="Heading8" w:type="paragraph">
+  <w:style w:type="paragraph" w:styleId="Heading8">
     <w:name w:val="heading 8"/>
     <w:basedOn w:val="Normal"/>
     <w:next w:val="BodyText"/>
@@ -5467,13 +5484,13 @@
       <w:outlineLvl w:val="7"/>
     </w:pPr>
     <w:rPr>
-      <w:rFonts w:cstheme="majorBidi" w:eastAsiaTheme="majorEastAsia"/>
+      <w:rFonts w:eastAsiaTheme="majorEastAsia" w:cstheme="majorBidi"/>
       <w:i/>
       <w:iCs/>
-      <w:color w:themeColor="text1" w:themeTint="D8" w:val="272727"/>
+      <w:color w:val="272727" w:themeColor="text1" w:themeTint="D8"/>
     </w:rPr>
   </w:style>
-  <w:style w:styleId="Heading9" w:type="paragraph">
+  <w:style w:type="paragraph" w:styleId="Heading9">
     <w:name w:val="heading 9"/>
     <w:basedOn w:val="Normal"/>
     <w:next w:val="BodyText"/>
@@ -5490,24 +5507,24 @@
       <w:outlineLvl w:val="8"/>
     </w:pPr>
     <w:rPr>
-      <w:rFonts w:cstheme="majorBidi" w:eastAsiaTheme="majorEastAsia"/>
-      <w:color w:themeColor="text1" w:themeTint="D8" w:val="272727"/>
+      <w:rFonts w:eastAsiaTheme="majorEastAsia" w:cstheme="majorBidi"/>
+      <w:color w:val="272727" w:themeColor="text1" w:themeTint="D8"/>
     </w:rPr>
   </w:style>
-  <w:style w:customStyle="1" w:styleId="Heading1Char" w:type="character">
+  <w:style w:type="character" w:customStyle="1" w:styleId="Heading1Char">
     <w:name w:val="Heading 1 Char"/>
     <w:basedOn w:val="DefaultParagraphFont"/>
     <w:link w:val="Heading1"/>
     <w:uiPriority w:val="9"/>
     <w:rsid w:val="00A10FD9"/>
     <w:rPr>
-      <w:rFonts w:asciiTheme="majorHAnsi" w:cstheme="majorBidi" w:eastAsiaTheme="majorEastAsia" w:hAnsiTheme="majorHAnsi"/>
-      <w:color w:themeColor="accent1" w:themeShade="BF" w:val="0F4761"/>
+      <w:rFonts w:asciiTheme="majorHAnsi" w:eastAsiaTheme="majorEastAsia" w:hAnsiTheme="majorHAnsi" w:cstheme="majorBidi"/>
+      <w:color w:val="0F4761" w:themeColor="accent1" w:themeShade="BF"/>
       <w:sz w:val="40"/>
       <w:szCs w:val="40"/>
     </w:rPr>
   </w:style>
-  <w:style w:customStyle="1" w:styleId="Heading2Char" w:type="character">
+  <w:style w:type="character" w:customStyle="1" w:styleId="Heading2Char">
     <w:name w:val="Heading 2 Char"/>
     <w:basedOn w:val="DefaultParagraphFont"/>
     <w:link w:val="Heading2"/>
@@ -5515,13 +5532,13 @@
     <w:semiHidden/>
     <w:rsid w:val="00A10FD9"/>
     <w:rPr>
-      <w:rFonts w:asciiTheme="majorHAnsi" w:cstheme="majorBidi" w:eastAsiaTheme="majorEastAsia" w:hAnsiTheme="majorHAnsi"/>
-      <w:color w:themeColor="accent1" w:themeShade="BF" w:val="0F4761"/>
+      <w:rFonts w:asciiTheme="majorHAnsi" w:eastAsiaTheme="majorEastAsia" w:hAnsiTheme="majorHAnsi" w:cstheme="majorBidi"/>
+      <w:color w:val="0F4761" w:themeColor="accent1" w:themeShade="BF"/>
       <w:sz w:val="32"/>
       <w:szCs w:val="32"/>
     </w:rPr>
   </w:style>
-  <w:style w:customStyle="1" w:styleId="Heading3Char" w:type="character">
+  <w:style w:type="character" w:customStyle="1" w:styleId="Heading3Char">
     <w:name w:val="Heading 3 Char"/>
     <w:basedOn w:val="DefaultParagraphFont"/>
     <w:link w:val="Heading3"/>
@@ -5529,13 +5546,13 @@
     <w:semiHidden/>
     <w:rsid w:val="00A10FD9"/>
     <w:rPr>
-      <w:rFonts w:cstheme="majorBidi" w:eastAsiaTheme="majorEastAsia"/>
-      <w:color w:themeColor="accent1" w:themeShade="BF" w:val="0F4761"/>
+      <w:rFonts w:eastAsiaTheme="majorEastAsia" w:cstheme="majorBidi"/>
+      <w:color w:val="0F4761" w:themeColor="accent1" w:themeShade="BF"/>
       <w:sz w:val="28"/>
       <w:szCs w:val="28"/>
     </w:rPr>
   </w:style>
-  <w:style w:customStyle="1" w:styleId="Heading4Char" w:type="character">
+  <w:style w:type="character" w:customStyle="1" w:styleId="Heading4Char">
     <w:name w:val="Heading 4 Char"/>
     <w:basedOn w:val="DefaultParagraphFont"/>
     <w:link w:val="Heading4"/>
@@ -5543,13 +5560,13 @@
     <w:semiHidden/>
     <w:rsid w:val="00A10FD9"/>
     <w:rPr>
-      <w:rFonts w:cstheme="majorBidi" w:eastAsiaTheme="majorEastAsia"/>
+      <w:rFonts w:eastAsiaTheme="majorEastAsia" w:cstheme="majorBidi"/>
       <w:i/>
       <w:iCs/>
-      <w:color w:themeColor="accent1" w:themeShade="BF" w:val="0F4761"/>
+      <w:color w:val="0F4761" w:themeColor="accent1" w:themeShade="BF"/>
     </w:rPr>
   </w:style>
-  <w:style w:customStyle="1" w:styleId="Heading5Char" w:type="character">
+  <w:style w:type="character" w:customStyle="1" w:styleId="Heading5Char">
     <w:name w:val="Heading 5 Char"/>
     <w:basedOn w:val="DefaultParagraphFont"/>
     <w:link w:val="Heading5"/>
@@ -5557,11 +5574,11 @@
     <w:semiHidden/>
     <w:rsid w:val="00A10FD9"/>
     <w:rPr>
-      <w:rFonts w:cstheme="majorBidi" w:eastAsiaTheme="majorEastAsia"/>
-      <w:color w:themeColor="accent1" w:themeShade="BF" w:val="0F4761"/>
+      <w:rFonts w:eastAsiaTheme="majorEastAsia" w:cstheme="majorBidi"/>
+      <w:color w:val="0F4761" w:themeColor="accent1" w:themeShade="BF"/>
     </w:rPr>
   </w:style>
-  <w:style w:customStyle="1" w:styleId="Heading6Char" w:type="character">
+  <w:style w:type="character" w:customStyle="1" w:styleId="Heading6Char">
     <w:name w:val="Heading 6 Char"/>
     <w:basedOn w:val="DefaultParagraphFont"/>
     <w:link w:val="Heading6"/>
@@ -5569,13 +5586,13 @@
     <w:semiHidden/>
     <w:rsid w:val="00A10FD9"/>
     <w:rPr>
-      <w:rFonts w:cstheme="majorBidi" w:eastAsiaTheme="majorEastAsia"/>
+      <w:rFonts w:eastAsiaTheme="majorEastAsia" w:cstheme="majorBidi"/>
       <w:i/>
       <w:iCs/>
-      <w:color w:themeColor="text1" w:themeTint="A6" w:val="595959"/>
+      <w:color w:val="595959" w:themeColor="text1" w:themeTint="A6"/>
     </w:rPr>
   </w:style>
-  <w:style w:customStyle="1" w:styleId="Heading7Char" w:type="character">
+  <w:style w:type="character" w:customStyle="1" w:styleId="Heading7Char">
     <w:name w:val="Heading 7 Char"/>
     <w:basedOn w:val="DefaultParagraphFont"/>
     <w:link w:val="Heading7"/>
@@ -5583,11 +5600,11 @@
     <w:semiHidden/>
     <w:rsid w:val="00A10FD9"/>
     <w:rPr>
-      <w:rFonts w:cstheme="majorBidi" w:eastAsiaTheme="majorEastAsia"/>
-      <w:color w:themeColor="text1" w:themeTint="A6" w:val="595959"/>
+      <w:rFonts w:eastAsiaTheme="majorEastAsia" w:cstheme="majorBidi"/>
+      <w:color w:val="595959" w:themeColor="text1" w:themeTint="A6"/>
     </w:rPr>
   </w:style>
-  <w:style w:customStyle="1" w:styleId="Heading8Char" w:type="character">
+  <w:style w:type="character" w:customStyle="1" w:styleId="Heading8Char">
     <w:name w:val="Heading 8 Char"/>
     <w:basedOn w:val="DefaultParagraphFont"/>
     <w:link w:val="Heading8"/>
@@ -5595,13 +5612,13 @@
     <w:semiHidden/>
     <w:rsid w:val="00A10FD9"/>
     <w:rPr>
-      <w:rFonts w:cstheme="majorBidi" w:eastAsiaTheme="majorEastAsia"/>
+      <w:rFonts w:eastAsiaTheme="majorEastAsia" w:cstheme="majorBidi"/>
       <w:i/>
       <w:iCs/>
-      <w:color w:themeColor="text1" w:themeTint="D8" w:val="272727"/>
+      <w:color w:val="272727" w:themeColor="text1" w:themeTint="D8"/>
     </w:rPr>
   </w:style>
-  <w:style w:customStyle="1" w:styleId="Heading9Char" w:type="character">
+  <w:style w:type="character" w:customStyle="1" w:styleId="Heading9Char">
     <w:name w:val="Heading 9 Char"/>
     <w:basedOn w:val="DefaultParagraphFont"/>
     <w:link w:val="Heading9"/>
@@ -5609,11 +5626,11 @@
     <w:semiHidden/>
     <w:rsid w:val="00A10FD9"/>
     <w:rPr>
-      <w:rFonts w:cstheme="majorBidi" w:eastAsiaTheme="majorEastAsia"/>
-      <w:color w:themeColor="text1" w:themeTint="D8" w:val="272727"/>
+      <w:rFonts w:eastAsiaTheme="majorEastAsia" w:cstheme="majorBidi"/>
+      <w:color w:val="272727" w:themeColor="text1" w:themeTint="D8"/>
     </w:rPr>
   </w:style>
-  <w:style w:styleId="BlockText" w:type="paragraph">
+  <w:style w:type="paragraph" w:styleId="BlockText">
     <w:name w:val="Block Text"/>
     <w:basedOn w:val="BodyText"/>
     <w:next w:val="BodyText"/>
@@ -5621,11 +5638,11 @@
     <w:unhideWhenUsed/>
     <w:qFormat/>
     <w:pPr>
-      <w:spacing w:after="100" w:before="100"/>
+      <w:spacing w:before="100" w:after="100"/>
       <w:ind w:firstLine="0" w:left="480" w:right="480"/>
     </w:pPr>
   </w:style>
-  <w:style w:styleId="FootnoteText" w:type="paragraph">
+  <w:style w:type="paragraph" w:styleId="FootnoteText">
     <w:name w:val="Footnote Text"/>
     <w:basedOn w:val="Normal"/>
     <w:next w:val="FootnoteText"/>
@@ -5633,7 +5650,7 @@
     <w:unhideWhenUsed/>
     <w:qFormat/>
   </w:style>
-  <w:style w:styleId="FootnoteBlockText" w:type="paragraph">
+  <w:style w:type="paragraph" w:styleId="FootnoteBlockText">
     <w:name w:val="Footnote Block Text"/>
     <w:basedOn w:val="FootnoteText"/>
     <w:next w:val="FootnoteText"/>
@@ -5641,28 +5658,26 @@
     <w:unhideWhenUsed/>
     <w:qFormat/>
     <w:pPr>
-      <w:spacing w:after="100" w:before="100"/>
+      <w:spacing w:before="100" w:after="100"/>
       <w:ind w:firstLine="0" w:left="480" w:right="480"/>
     </w:pPr>
   </w:style>
-  <w:style w:default="1" w:styleId="DefaultParagraphFont" w:type="character">
+  <w:style w:type="character" w:default="1" w:styleId="DefaultParagraphFont">
     <w:name w:val="Default Paragraph Font"/>
     <w:semiHidden/>
     <w:unhideWhenUsed/>
   </w:style>
-  <w:style w:default="1" w:styleId="Table" w:type="table">
+  <w:style w:type="table" w:default="1" w:styleId="Table">
     <w:name w:val="Table"/>
     <w:basedOn w:val="TableNormal"/>
-    <w:semiHidden/>
-    <w:unhideWhenUsed/>
     <w:qFormat/>
     <w:tblPr>
-      <w:tblInd w:type="dxa" w:w="0"/>
+      <w:tblInd w:w="0" w:type="dxa"/>
       <w:tblCellMar>
-        <w:top w:type="dxa" w:w="0"/>
-        <w:left w:type="dxa" w:w="108"/>
-        <w:bottom w:type="dxa" w:w="0"/>
-        <w:right w:type="dxa" w:w="108"/>
+        <w:top w:w="0" w:type="dxa"/>
+        <w:left w:w="108" w:type="dxa"/>
+        <w:bottom w:w="0" w:type="dxa"/>
+        <w:right w:w="108" w:type="dxa"/>
       </w:tblCellMar>
     </w:tblPr>
     <w:tblStylePr w:type="firstRow">
@@ -5674,7 +5689,7 @@
       </w:tcPr>
     </w:tblStylePr>
   </w:style>
-  <w:style w:customStyle="1" w:styleId="DefinitionTerm" w:type="paragraph">
+  <w:style w:type="paragraph" w:customStyle="1" w:styleId="DefinitionTerm">
     <w:name w:val="Definition Term"/>
     <w:basedOn w:val="Normal"/>
     <w:next w:val="Definition"/>
@@ -5687,49 +5702,49 @@
       <w:b/>
     </w:rPr>
   </w:style>
-  <w:style w:customStyle="1" w:styleId="Definition" w:type="paragraph">
+  <w:style w:type="paragraph" w:customStyle="1" w:styleId="Definition">
     <w:name w:val="Definition"/>
     <w:basedOn w:val="Normal"/>
   </w:style>
-  <w:style w:styleId="Caption" w:type="paragraph">
+  <w:style w:type="paragraph" w:styleId="Caption">
     <w:name w:val="Caption"/>
     <w:basedOn w:val="Normal"/>
     <w:link w:val="BodyTextChar"/>
     <w:pPr>
-      <w:spacing w:after="120" w:before="0"/>
+      <w:spacing w:before="0" w:after="120"/>
     </w:pPr>
     <w:rPr>
       <w:i/>
     </w:rPr>
   </w:style>
-  <w:style w:customStyle="1" w:styleId="TableCaption" w:type="paragraph">
+  <w:style w:type="paragraph" w:customStyle="1" w:styleId="TableCaption">
     <w:name w:val="Table Caption"/>
     <w:basedOn w:val="Caption"/>
     <w:pPr>
       <w:keepNext/>
     </w:pPr>
   </w:style>
-  <w:style w:customStyle="1" w:styleId="ImageCaption" w:type="paragraph">
+  <w:style w:type="paragraph" w:customStyle="1" w:styleId="ImageCaption">
     <w:name w:val="Image Caption"/>
     <w:basedOn w:val="Caption"/>
   </w:style>
-  <w:style w:customStyle="1" w:styleId="Figure" w:type="paragraph">
+  <w:style w:type="paragraph" w:customStyle="1" w:styleId="Figure">
     <w:name w:val="Figure"/>
     <w:basedOn w:val="Normal"/>
   </w:style>
-  <w:style w:customStyle="1" w:styleId="CaptionedFigure" w:type="paragraph">
+  <w:style w:type="paragraph" w:customStyle="1" w:styleId="CaptionedFigure">
     <w:name w:val="Captioned Figure"/>
     <w:basedOn w:val="Figure"/>
     <w:pPr>
       <w:keepNext/>
     </w:pPr>
   </w:style>
-  <w:style w:customStyle="1" w:styleId="BodyTextChar" w:type="character">
+  <w:style w:type="character" w:customStyle="1" w:styleId="BodyTextChar">
     <w:name w:val="Body Text Char"/>
     <w:basedOn w:val="DefaultParagraphFont"/>
     <w:link w:val="BodyText"/>
   </w:style>
-  <w:style w:customStyle="1" w:styleId="VerbatimChar" w:type="character">
+  <w:style w:type="character" w:customStyle="1" w:styleId="VerbatimChar">
     <w:name w:val="Verbatim Char"/>
     <w:basedOn w:val="BodyTextChar"/>
     <w:rPr>
@@ -5737,25 +5752,25 @@
       <w:sz w:val="22"/>
     </w:rPr>
   </w:style>
-  <w:style w:customStyle="1" w:styleId="SectionNumber" w:type="character">
+  <w:style w:type="character" w:customStyle="1" w:styleId="SectionNumber">
     <w:name w:val="Section Number"/>
     <w:basedOn w:val="BodyTextChar"/>
   </w:style>
-  <w:style w:styleId="FootnoteReference" w:type="character">
+  <w:style w:type="character" w:styleId="FootnoteReference">
     <w:name w:val="Footnote Reference"/>
     <w:basedOn w:val="BodyTextChar"/>
     <w:rPr>
       <w:vertAlign w:val="superscript"/>
     </w:rPr>
   </w:style>
-  <w:style w:styleId="Hyperlink" w:type="character">
+  <w:style w:type="character" w:styleId="Hyperlink">
     <w:name w:val="Hyperlink"/>
     <w:basedOn w:val="BodyTextChar"/>
     <w:rPr>
-      <w:color w:themeColor="accent1" w:val="4F81BD"/>
+      <w:color w:val="4F81BD" w:themeColor="accent1"/>
     </w:rPr>
   </w:style>
-  <w:style w:styleId="TOCHeading" w:type="paragraph">
+  <w:style w:type="paragraph" w:styleId="TOCHeading">
     <w:name w:val="TOC Heading"/>
     <w:basedOn w:val="Heading1"/>
     <w:next w:val="BodyText"/>
@@ -5767,10 +5782,10 @@
       <w:outlineLvl w:val="9"/>
     </w:pPr>
     <w:rPr>
-      <w:rFonts w:asciiTheme="majorHAnsi" w:cstheme="majorBidi" w:eastAsiaTheme="majorEastAsia" w:hAnsiTheme="majorHAnsi"/>
+      <w:rFonts w:asciiTheme="majorHAnsi" w:eastAsiaTheme="majorEastAsia" w:hAnsiTheme="majorHAnsi" w:cstheme="majorBidi"/>
       <w:b w:val="0"/>
       <w:bCs w:val="0"/>
-      <w:color w:themeColor="accent1" w:themeShade="BF" w:val="365F91"/>
+      <w:color w:val="365F91" w:themeColor="accent1" w:themeShade="BF"/>
     </w:rPr>
   </w:style>
   <w:style w:type="paragraph" w:customStyle="1" w:styleId="SourceCode">
